--- a/智一会计_操作手册.docx
+++ b/智一会计_操作手册.docx
@@ -308,7 +308,7 @@
                 <w:sz w:val="20"/>
                 <w:szCs w:val="20"/>
               </w:rPr>
-              <w:t>C:\Users\用户名\智一会计\accounting.db</w:t>
+              <w:t>程序同目录\accounting.db（与 exe 在同一文件夹）</w:t>
             </w:r>
           </w:p>
         </w:tc>
@@ -370,7 +370,7 @@
                 <w:sz w:val="20"/>
                 <w:szCs w:val="20"/>
               </w:rPr>
-              <w:t>/Users/用户名/智一会计/accounting.db</w:t>
+              <w:t>程序同目录/accounting.db（与主程序在同一文件夹）</w:t>
             </w:r>
           </w:p>
         </w:tc>
@@ -466,7 +466,7 @@
         <w:spacing w:before="60" w:after="100"/>
       </w:pPr>
       <w:r>
-        <w:t>程序主界面分为左侧导航栏和右侧内容区两部分。导航栏共七个模块，依次为：</w:t>
+        <w:t>程序主界面分为左侧导航栏和右侧内容区两部分。导航栏共八个模块，依次为：</w:t>
       </w:r>
     </w:p>
     <w:p>
@@ -752,7 +752,7 @@
                 <w:sz w:val="20"/>
                 <w:szCs w:val="20"/>
               </w:rPr>
-              <w:t>记账（凭证）</w:t>
+              <w:t>科目管理</w:t>
             </w:r>
           </w:p>
         </w:tc>
@@ -779,7 +779,7 @@
                 <w:sz w:val="20"/>
                 <w:szCs w:val="20"/>
               </w:rPr>
-              <w:t>录入凭证、审核凭证、科目余额表、明细账、辅助核算</w:t>
+              <w:t>查看/新增/编辑会计科目，设置辅助核算维度绑定</w:t>
             </w:r>
           </w:p>
         </w:tc>
@@ -841,7 +841,7 @@
                 <w:sz w:val="20"/>
                 <w:szCs w:val="20"/>
               </w:rPr>
-              <w:t>科目管理</w:t>
+              <w:t>科目期初</w:t>
             </w:r>
           </w:p>
         </w:tc>
@@ -868,7 +868,7 @@
                 <w:sz w:val="20"/>
                 <w:szCs w:val="20"/>
               </w:rPr>
-              <w:t>查看/新增/编辑会计科目，导入历史数据</w:t>
+              <w:t>录入末级科目期初余额，建账期及每年 1 月使用</w:t>
             </w:r>
           </w:p>
         </w:tc>
@@ -930,7 +930,7 @@
                 <w:sz w:val="20"/>
                 <w:szCs w:val="20"/>
               </w:rPr>
-              <w:t>期末结账</w:t>
+              <w:t>记账（凭证）</w:t>
             </w:r>
           </w:p>
         </w:tc>
@@ -957,7 +957,7 @@
                 <w:sz w:val="20"/>
                 <w:szCs w:val="20"/>
               </w:rPr>
-              <w:t>检查本期发生额，生成损益结转凭证</w:t>
+              <w:t>录入凭证、审核凭证、科目余额表、明细账、辅助核算</w:t>
             </w:r>
           </w:p>
         </w:tc>
@@ -978,7 +978,7 @@
               <w:bottom w:val="single" w:sz="1" w:space="0" w:color="CCCCCC"/>
               <w:right w:val="single" w:sz="1" w:space="0" w:color="CCCCCC"/>
             </w:tcBorders>
-            <w:shd w:val="clear" w:color="auto" w:fill="FFFFFF"/>
+            <w:shd w:val="clear" w:color="auto" w:fill="F7F9FC"/>
             <w:tcMar>
               <w:top w:w="60" w:type="dxa"/>
               <w:left w:w="120" w:type="dxa"/>
@@ -1005,7 +1005,7 @@
               <w:bottom w:val="single" w:sz="1" w:space="0" w:color="CCCCCC"/>
               <w:right w:val="single" w:sz="1" w:space="0" w:color="CCCCCC"/>
             </w:tcBorders>
-            <w:shd w:val="clear" w:color="auto" w:fill="FFFFFF"/>
+            <w:shd w:val="clear" w:color="auto" w:fill="F7F9FC"/>
             <w:tcMar>
               <w:top w:w="60" w:type="dxa"/>
               <w:left w:w="120" w:type="dxa"/>
@@ -1019,7 +1019,7 @@
                 <w:sz w:val="20"/>
                 <w:szCs w:val="20"/>
               </w:rPr>
-              <w:t>财务报表</w:t>
+              <w:t>期末结账</w:t>
             </w:r>
           </w:p>
         </w:tc>
@@ -1032,7 +1032,7 @@
               <w:bottom w:val="single" w:sz="1" w:space="0" w:color="CCCCCC"/>
               <w:right w:val="single" w:sz="1" w:space="0" w:color="CCCCCC"/>
             </w:tcBorders>
-            <w:shd w:val="clear" w:color="auto" w:fill="FFFFFF"/>
+            <w:shd w:val="clear" w:color="auto" w:fill="F7F9FC"/>
             <w:tcMar>
               <w:top w:w="60" w:type="dxa"/>
               <w:left w:w="120" w:type="dxa"/>
@@ -1046,7 +1046,7 @@
                 <w:sz w:val="20"/>
                 <w:szCs w:val="20"/>
               </w:rPr>
-              <w:t>生成资产负债表、利润表、所有者权益变动表</w:t>
+              <w:t>检查本期发生额，生成损益结转凭证</w:t>
             </w:r>
           </w:p>
         </w:tc>
@@ -1067,7 +1067,7 @@
               <w:bottom w:val="single" w:sz="1" w:space="0" w:color="CCCCCC"/>
               <w:right w:val="single" w:sz="1" w:space="0" w:color="CCCCCC"/>
             </w:tcBorders>
-            <w:shd w:val="clear" w:color="auto" w:fill="F7F9FC"/>
+            <w:shd w:val="clear" w:color="auto" w:fill="FFFFFF"/>
             <w:tcMar>
               <w:top w:w="60" w:type="dxa"/>
               <w:left w:w="120" w:type="dxa"/>
@@ -1094,7 +1094,7 @@
               <w:bottom w:val="single" w:sz="1" w:space="0" w:color="CCCCCC"/>
               <w:right w:val="single" w:sz="1" w:space="0" w:color="CCCCCC"/>
             </w:tcBorders>
-            <w:shd w:val="clear" w:color="auto" w:fill="F7F9FC"/>
+            <w:shd w:val="clear" w:color="auto" w:fill="FFFFFF"/>
             <w:tcMar>
               <w:top w:w="60" w:type="dxa"/>
               <w:left w:w="120" w:type="dxa"/>
@@ -1108,7 +1108,7 @@
                 <w:sz w:val="20"/>
                 <w:szCs w:val="20"/>
               </w:rPr>
-              <w:t>审计日志</w:t>
+              <w:t>财务报表</w:t>
             </w:r>
           </w:p>
         </w:tc>
@@ -1121,7 +1121,7 @@
               <w:bottom w:val="single" w:sz="1" w:space="0" w:color="CCCCCC"/>
               <w:right w:val="single" w:sz="1" w:space="0" w:color="CCCCCC"/>
             </w:tcBorders>
-            <w:shd w:val="clear" w:color="auto" w:fill="F7F9FC"/>
+            <w:shd w:val="clear" w:color="auto" w:fill="FFFFFF"/>
             <w:tcMar>
               <w:top w:w="60" w:type="dxa"/>
               <w:left w:w="120" w:type="dxa"/>
@@ -1135,7 +1135,7 @@
                 <w:sz w:val="20"/>
                 <w:szCs w:val="20"/>
               </w:rPr>
-              <w:t>查看全部操作记录，导出审计报告</w:t>
+              <w:t>生成资产负债表、利润表、所有者权益变动表、现金流量表、收支统计表，支持导出 Excel</w:t>
             </w:r>
           </w:p>
         </w:tc>
@@ -1156,7 +1156,7 @@
               <w:bottom w:val="single" w:sz="1" w:space="0" w:color="CCCCCC"/>
               <w:right w:val="single" w:sz="1" w:space="0" w:color="CCCCCC"/>
             </w:tcBorders>
-            <w:shd w:val="clear" w:color="auto" w:fill="FFFFFF"/>
+            <w:shd w:val="clear" w:color="auto" w:fill="F7F9FC"/>
             <w:tcMar>
               <w:top w:w="60" w:type="dxa"/>
               <w:left w:w="120" w:type="dxa"/>
@@ -1183,7 +1183,7 @@
               <w:bottom w:val="single" w:sz="1" w:space="0" w:color="CCCCCC"/>
               <w:right w:val="single" w:sz="1" w:space="0" w:color="CCCCCC"/>
             </w:tcBorders>
-            <w:shd w:val="clear" w:color="auto" w:fill="FFFFFF"/>
+            <w:shd w:val="clear" w:color="auto" w:fill="F7F9FC"/>
             <w:tcMar>
               <w:top w:w="60" w:type="dxa"/>
               <w:left w:w="120" w:type="dxa"/>
@@ -1197,7 +1197,7 @@
                 <w:sz w:val="20"/>
                 <w:szCs w:val="20"/>
               </w:rPr>
-              <w:t>系统管理</w:t>
+              <w:t>审计日志</w:t>
             </w:r>
           </w:p>
         </w:tc>
@@ -1210,7 +1210,7 @@
               <w:bottom w:val="single" w:sz="1" w:space="0" w:color="CCCCCC"/>
               <w:right w:val="single" w:sz="1" w:space="0" w:color="CCCCCC"/>
             </w:tcBorders>
-            <w:shd w:val="clear" w:color="auto" w:fill="FFFFFF"/>
+            <w:shd w:val="clear" w:color="auto" w:fill="F7F9FC"/>
             <w:tcMar>
               <w:top w:w="60" w:type="dxa"/>
               <w:left w:w="120" w:type="dxa"/>
@@ -1224,7 +1224,96 @@
                 <w:sz w:val="20"/>
                 <w:szCs w:val="20"/>
               </w:rPr>
-              <w:t>数据备份、恢复、关于</w:t>
+              <w:t>查看全部操作记录，导出审计报告</w:t>
+            </w:r>
+          </w:p>
+        </w:tc>
+      </w:tr>
+      <w:tr>
+        <w:tblPrEx>
+          <w:tblCellMar>
+            <w:top w:w="0" w:type="dxa"/>
+            <w:bottom w:w="0" w:type="dxa"/>
+          </w:tblCellMar>
+        </w:tblPrEx>
+        <w:tc>
+          <w:tcPr>
+            <w:tcW w:w="1600" w:type="dxa"/>
+            <w:tcBorders>
+              <w:top w:val="single" w:sz="1" w:space="0" w:color="CCCCCC"/>
+              <w:left w:val="single" w:sz="1" w:space="0" w:color="CCCCCC"/>
+              <w:bottom w:val="single" w:sz="1" w:space="0" w:color="CCCCCC"/>
+              <w:right w:val="single" w:sz="1" w:space="0" w:color="CCCCCC"/>
+            </w:tcBorders>
+            <w:shd w:val="clear" w:color="auto" w:fill="FFFFFF"/>
+            <w:tcMar>
+              <w:top w:w="60" w:type="dxa"/>
+              <w:left w:w="120" w:type="dxa"/>
+              <w:bottom w:w="60" w:type="dxa"/>
+              <w:right w:w="120" w:type="dxa"/>
+            </w:tcMar>
+          </w:tcPr>
+          <w:p>
+            <w:r>
+              <w:rPr>
+                <w:sz w:val="20"/>
+                <w:szCs w:val="20"/>
+              </w:rPr>
+              <w:t>⑧</w:t>
+            </w:r>
+          </w:p>
+        </w:tc>
+        <w:tc>
+          <w:tcPr>
+            <w:tcW w:w="2200" w:type="dxa"/>
+            <w:tcBorders>
+              <w:top w:val="single" w:sz="1" w:space="0" w:color="CCCCCC"/>
+              <w:left w:val="single" w:sz="1" w:space="0" w:color="CCCCCC"/>
+              <w:bottom w:val="single" w:sz="1" w:space="0" w:color="CCCCCC"/>
+              <w:right w:val="single" w:sz="1" w:space="0" w:color="CCCCCC"/>
+            </w:tcBorders>
+            <w:shd w:val="clear" w:color="auto" w:fill="FFFFFF"/>
+            <w:tcMar>
+              <w:top w:w="60" w:type="dxa"/>
+              <w:left w:w="120" w:type="dxa"/>
+              <w:bottom w:w="60" w:type="dxa"/>
+              <w:right w:w="120" w:type="dxa"/>
+            </w:tcMar>
+          </w:tcPr>
+          <w:p>
+            <w:r>
+              <w:rPr>
+                <w:sz w:val="20"/>
+                <w:szCs w:val="20"/>
+              </w:rPr>
+              <w:t>系统管理</w:t>
+            </w:r>
+          </w:p>
+        </w:tc>
+        <w:tc>
+          <w:tcPr>
+            <w:tcW w:w="5226" w:type="dxa"/>
+            <w:tcBorders>
+              <w:top w:val="single" w:sz="1" w:space="0" w:color="CCCCCC"/>
+              <w:left w:val="single" w:sz="1" w:space="0" w:color="CCCCCC"/>
+              <w:bottom w:val="single" w:sz="1" w:space="0" w:color="CCCCCC"/>
+              <w:right w:val="single" w:sz="1" w:space="0" w:color="CCCCCC"/>
+            </w:tcBorders>
+            <w:shd w:val="clear" w:color="auto" w:fill="FFFFFF"/>
+            <w:tcMar>
+              <w:top w:w="60" w:type="dxa"/>
+              <w:left w:w="120" w:type="dxa"/>
+              <w:bottom w:w="60" w:type="dxa"/>
+              <w:right w:w="120" w:type="dxa"/>
+            </w:tcMar>
+          </w:tcPr>
+          <w:p>
+            <w:r>
+              <w:rPr>
+                <w:sz w:val="20"/>
+                <w:szCs w:val="20"/>
+              </w:rPr>
+              <w:t>用户管理、客户授权、数据加密备份/恢复、自动备份配置（仅超级管理员）</w:t>
             </w:r>
           </w:p>
         </w:tc>
@@ -1353,7 +1442,7 @@
                 <w:sz w:val="20"/>
                 <w:szCs w:val="20"/>
               </w:rPr>
-              <w:t>点击左侧【客户管理】→【+ 新建客户】，填写公司名称（必填）、助记码、客户类型（一般纳税人/小规模纳税人）、税号等信息，点击保存。系统自动为该客户初始化 79 个标准会计科目。</w:t>
+              <w:t>点击左侧【客户管理】→【+ 新建客户】，填写公司名称（必填）、助记码、客户类型（一般纳税人/小规模纳税人）、会计准则（企业会计准则/小企业会计制度）、税号等信息，点击保存。系统自动为该客户初始化对应的标准会计科目（企业会计准则约300条，小企业会计制度约150条）。</w:t>
             </w:r>
           </w:p>
         </w:tc>
@@ -2286,7 +2375,7 @@
         <w:spacing w:before="60" w:after="100"/>
       </w:pPr>
       <w:r>
-        <w:t>在【记账（凭证）】→【科目期初】标签中，可逐个设置各科目的期初借方和贷方余额。期初设置完成后，科目余额表的期初列将显示相应数据。</w:t>
+        <w:t>点击左侧导航【科目期初】，可逐个设置各末级科目的期初借方和贷方余额（仅建账期及每年1月可录入）。期初设置完成后，科目余额表的期初列将显示相应数据。</w:t>
       </w:r>
     </w:p>
     <w:p>
@@ -3843,7 +3932,7 @@
         <w:spacing w:before="60" w:after="100"/>
       </w:pPr>
       <w:r>
-        <w:t>点击左侧【系统管理】，在【数据备份】区域点击【立即备份】，选择保存位置，系统使用 SQLite 官方备份 API 生成完整数据库副本。建议每次月末结账后备份一次。</w:t>
+        <w:t>点击左侧【系统管理】，在【数据备份】区域点击【立即备份】，选择保存位置，系统使用 AES-256-GCM 加密算法将数据库生成 .zyac 加密备份文件（密码存储于系统凭据管理器）。建议每次月末结账后备份一次，并同步至云盘。</w:t>
       </w:r>
     </w:p>
     <w:p>
@@ -3936,7 +4025,7 @@
         <w:spacing w:before="60" w:after="100"/>
       </w:pPr>
       <w:r>
-        <w:t>在【系统管理】→【数据恢复】区域点击【从备份文件恢复】，选择 .db 备份文件，确认后系统会自动将当前数据库保存为时间戳命名的安全副本，再执行恢复操作。恢复完成后请重启程序使数据生效。</w:t>
+        <w:t>在【系统管理】→【数据恢复】区域点击【从备份文件恢复】，选择 .zyac 加密备份文件并输入备份密码，确认后系统执行恢复操作。恢复完成后请重启程序使数据生效。注意：恢复操作将覆盖当前全部数据，操作不可撤销，建议先完成一次手动备份再恢复。</w:t>
       </w:r>
     </w:p>
     <w:p>
@@ -4297,7 +4386,7 @@
                 <w:sz w:val="20"/>
                 <w:szCs w:val="20"/>
               </w:rPr>
-              <w:t>pyinstaller --noconsole --onefile --name 智一会计 main.py</w:t>
+              <w:t>pyinstaller 智一会计.spec</w:t>
             </w:r>
           </w:p>
         </w:tc>
@@ -4538,7 +4627,7 @@
                 <w:sz w:val="20"/>
                 <w:szCs w:val="20"/>
               </w:rPr>
-              <w:t>打包后数据库自动存储于 C:\Users\用户名\智一会计\，与 exe 位置无关</w:t>
+              <w:t>打包后数据库 accounting.db 存储于 exe 同目录，随程序一同分发即可</w:t>
             </w:r>
           </w:p>
         </w:tc>
@@ -4814,7 +4903,7 @@
               <v:stroke joinstyle="miter"/>
               <v:path gradientshapeok="t" o:connecttype="rect"/>
             </v:shapetype>
-            <v:shape id="Text Box 2" o:spid="_x0000_s1026" type="#_x0000_t202" alt="CONFIDENTIAL" style="position:absolute;margin-left:0;margin-top:0;width:81.05pt;height:29.05pt;z-index:251659264;visibility:visible;mso-wrap-style:none;mso-wrap-distance-left:0;mso-wrap-distance-top:0;mso-wrap-distance-right:0;mso-wrap-distance-bottom:0;mso-position-horizontal:center;mso-position-horizontal-relative:page;mso-position-vertical:bottom;mso-position-vertical-relative:page;v-text-anchor:bottom" o:gfxdata="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" filled="f" stroked="f">
+            <v:shape id="Text Box 2" o:spid="_x0000_s1026" type="#_x0000_t202" alt="CONFIDENTIAL" style="position:absolute;margin-left:0;margin-top:0;width:81.05pt;height:29.05pt;z-index:251659264;visibility:visible;mso-wrap-style:none;mso-wrap-distance-left:0;mso-wrap-distance-top:0;mso-wrap-distance-right:0;mso-wrap-distance-bottom:0;mso-position-horizontal:center;mso-position-horizontal-relative:page;mso-position-vertical:bottom;mso-position-vertical-relative:page;v-text-anchor:bottom" o:gfxdata="UEsDBBQABgAIAAAAIQC2gziS/gAAAOEBAAATAAAAW0NvbnRlbnRfVHlwZXNdLnhtbJSRQU7DMBBF 90jcwfIWJU67QAgl6YK0S0CoHGBkTxKLZGx5TGhvj5O2G0SRWNoz/78nu9wcxkFMGNg6quQqL6RA 0s5Y6ir5vt9lD1JwBDIwOMJKHpHlpr69KfdHjyxSmriSfYz+USnWPY7AufNIadK6MEJMx9ApD/oD OlTrorhX2lFEilmcO2RdNtjC5xDF9pCuTyYBB5bi6bQ4syoJ3g9WQ0ymaiLzg5KdCXlKLjvcW893 SUOqXwnz5DrgnHtJTxOsQfEKIT7DmDSUCaxw7Rqn8787ZsmRM9e2VmPeBN4uqYvTtW7jvijg9N/y JsXecLq0q+WD6m8AAAD//wMAUEsDBBQABgAIAAAAIQA4/SH/1gAAAJQBAAALAAAAX3JlbHMvLnJl bHOkkMFqwzAMhu+DvYPRfXGawxijTi+j0GvpHsDYimMaW0Yy2fr2M4PBMnrbUb/Q94l/f/hMi1qR JVI2sOt6UJgd+ZiDgffL8ekFlFSbvV0oo4EbChzGx4f9GRdb25HMsYhqlCwG5lrLq9biZkxWOiqY 22YiTra2kYMu1l1tQD30/bPm3wwYN0x18gb45AdQl1tp5j/sFB2T0FQ7R0nTNEV3j6o9feQzro1i OWA14Fm+Q8a1a8+Bvu/d/dMb2JY5uiPbhG/ktn4cqGU/er3pcvwCAAD//wMAUEsDBBQABgAIAAAA IQBhd6q7CgIAABYEAAAOAAAAZHJzL2Uyb0RvYy54bWysU99r2zAQfh/sfxB6X+wktDQmTslaMgah LaSjz4osxQZJJyQldvbX7yTbSdftaexF/nx3uh/ffVred1qRk3C+AVPS6SSnRBgOVWMOJf3xuvly R4kPzFRMgRElPQtP71efPy1bW4gZ1KAq4QgmMb5obUnrEGyRZZ7XQjM/ASsMOiU4zQL+ukNWOdZi dq2yWZ7fZi24yjrgwnu0PvZOukr5pRQ8PEvpRSCqpNhbSKdL5z6e2WrJioNjtm740Ab7hy40awwW vaR6ZIGRo2v+SKUb7sCDDBMOOgMpGy7SDDjNNP8wza5mVqRZkBxvLzT5/5eWP5129sWR0H2FDhcY CWmtLzwa4zyddDp+sVOCfqTwfKFNdIHweCmfLebzG0o4+ua3dwvEmCa73rbOh28CNImgpA7Xkthi p60PfegYEosZ2DRKpdUo85sBc0ZLdm0xotDtu6HvPVRnHMdBv2lv+abBmlvmwwtzuFqcAOUanvGQ CtqSwoAoqcH9/Js9xiPj6KWkRamU1KCWKVHfDW4iqmoEbgT7BKaL/CZHvznqB0ABTvEtWJ4gWl1Q I5QO9BsKeR0LoYsZjuVKuh/hQ+g1iw+Bi/U6BaGALAtbs7M8po48RRJfuzfm7MB0wB09wagjVnwg vI+NN71dHwPSnrYROe2JHKhG8aV9Dg8lqvv9f4q6PufVLwAAAP//AwBQSwMEFAAGAAgAAAAhAMlr svrdAAAACQEAAA8AAABkcnMvZG93bnJldi54bWxMj0FrwkAQhe+F/odlCr3VTSIVidlIsfRkKai9 9Lbujkk0OxuyG43/vmMv9fJgeLw37yuWo2vFGfvQeFKQThIQSMbbhioF37uPlzmIEDVZ3XpCBVcM sCwfHwqdW3+hDZ63sRJcQiHXCuoYu1zKYGp0Okx8h8TewfdORz77StpeX7jctTJLkpl0uiH+UOsO VzWa03ZwCl438XP4ot30Z8yux3W3MtPD2ij1/DS+L1jeFiAijvE/ATcG3g8lD9v7gWwQrQKmiX96 82ZZCmLP7fMUZFnIe4LyFwAA//8DAFBLAQItABQABgAIAAAAIQC2gziS/gAAAOEBAAATAAAAAAAA AAAAAAAAAAAAAABbQ29udGVudF9UeXBlc10ueG1sUEsBAi0AFAAGAAgAAAAhADj9If/WAAAAlAEA AAsAAAAAAAAAAAAAAAAALwEAAF9yZWxzLy5yZWxzUEsBAi0AFAAGAAgAAAAhAGF3qrsKAgAAFgQA AA4AAAAAAAAAAAAAAAAALgIAAGRycy9lMm9Eb2MueG1sUEsBAi0AFAAGAAgAAAAhAMlrsvrdAAAA CQEAAA8AAAAAAAAAAAAAAAAAZAQAAGRycy9kb3ducmV2LnhtbFBLBQYAAAAABAAEAPMAAABuBQAA AAA= " filled="f" stroked="f">
               <v:fill o:detectmouseclick="t"/>
               <v:textbox style="mso-fit-shape-to-text:t" inset="0,0,0,15pt">
                 <w:txbxContent>
@@ -4946,7 +5035,7 @@
               <v:stroke joinstyle="miter"/>
               <v:path gradientshapeok="t" o:connecttype="rect"/>
             </v:shapetype>
-            <v:shape id="Text Box 3" o:spid="_x0000_s1027" type="#_x0000_t202" alt="CONFIDENTIAL" style="position:absolute;left:0;text-align:left;margin-left:0;margin-top:0;width:81.05pt;height:29.05pt;z-index:251660288;visibility:visible;mso-wrap-style:none;mso-wrap-distance-left:0;mso-wrap-distance-top:0;mso-wrap-distance-right:0;mso-wrap-distance-bottom:0;mso-position-horizontal:center;mso-position-horizontal-relative:page;mso-position-vertical:bottom;mso-position-vertical-relative:page;v-text-anchor:bottom" o:gfxdata="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" filled="f" stroked="f">
+            <v:shape id="Text Box 3" o:spid="_x0000_s1027" type="#_x0000_t202" alt="CONFIDENTIAL" style="position:absolute;left:0;text-align:left;margin-left:0;margin-top:0;width:81.05pt;height:29.05pt;z-index:251660288;visibility:visible;mso-wrap-style:none;mso-wrap-distance-left:0;mso-wrap-distance-top:0;mso-wrap-distance-right:0;mso-wrap-distance-bottom:0;mso-position-horizontal:center;mso-position-horizontal-relative:page;mso-position-vertical:bottom;mso-position-vertical-relative:page;v-text-anchor:bottom" o:gfxdata="UEsDBBQABgAIAAAAIQC2gziS/gAAAOEBAAATAAAAW0NvbnRlbnRfVHlwZXNdLnhtbJSRQU7DMBBF 90jcwfIWJU67QAgl6YK0S0CoHGBkTxKLZGx5TGhvj5O2G0SRWNoz/78nu9wcxkFMGNg6quQqL6RA 0s5Y6ir5vt9lD1JwBDIwOMJKHpHlpr69KfdHjyxSmriSfYz+USnWPY7AufNIadK6MEJMx9ApD/oD OlTrorhX2lFEilmcO2RdNtjC5xDF9pCuTyYBB5bi6bQ4syoJ3g9WQ0ymaiLzg5KdCXlKLjvcW893 SUOqXwnz5DrgnHtJTxOsQfEKIT7DmDSUCaxw7Rqn8787ZsmRM9e2VmPeBN4uqYvTtW7jvijg9N/y JsXecLq0q+WD6m8AAAD//wMAUEsDBBQABgAIAAAAIQA4/SH/1gAAAJQBAAALAAAAX3JlbHMvLnJl bHOkkMFqwzAMhu+DvYPRfXGawxijTi+j0GvpHsDYimMaW0Yy2fr2M4PBMnrbUb/Q94l/f/hMi1qR JVI2sOt6UJgd+ZiDgffL8ekFlFSbvV0oo4EbChzGx4f9GRdb25HMsYhqlCwG5lrLq9biZkxWOiqY 22YiTra2kYMu1l1tQD30/bPm3wwYN0x18gb45AdQl1tp5j/sFB2T0FQ7R0nTNEV3j6o9feQzro1i OWA14Fm+Q8a1a8+Bvu/d/dMb2JY5uiPbhG/ktn4cqGU/er3pcvwCAAD//wMAUEsDBBQABgAIAAAA IQArrlirDAIAAB0EAAAOAAAAZHJzL2Uyb0RvYy54bWysU99r2zAQfh/sfxB6X+wktDQmTslaMgah LaSjz7IsxQZJJyQldvbX7yTHSdftaexF/nx3uh/ffVre91qRo3C+BVPS6SSnRBgOdWv2Jf3xuvly R4kPzNRMgRElPQlP71efPy07W4gZNKBq4QgmMb7obEmbEGyRZZ43QjM/ASsMOiU4zQL+un1WO9Zh dq2yWZ7fZh242jrgwnu0Pg5Oukr5pRQ8PEvpRSCqpNhbSKdLZxXPbLVkxd4x27T83Ab7hy40aw0W vaR6ZIGRg2v/SKVb7sCDDBMOOgMpWy7SDDjNNP8wza5hVqRZkBxvLzT5/5eWPx139sWR0H+FHhcY CemsLzwa4zy9dDp+sVOCfqTwdKFN9IHweCmfLebzG0o4+ua3dwvEmCa73rbOh28CNImgpA7Xkthi x60PQ+gYEosZ2LRKpdUo85sBc0ZLdm0xotBXPWnrd+1XUJ9wKgfDwr3lmxZLb5kPL8zhhnEQVG14 xkMq6EoKZ0RJA+7n3+wxHolHLyUdKqakBiVNifpucCFRXCNwI6gSmC7ymxz95qAfAHU4xSdheYJo dUGNUDrQb6jndSyELmY4litpNcKHMEgX3wMX63UKQh1ZFrZmZ3lMHemKXL72b8zZM+EBV/UEo5xY 8YH3ITbe9HZ9CMh+WkqkdiDyzDhqMK31/F6iyN//p6jrq179AgAA//8DAFBLAwQUAAYACAAAACEA yWuy+t0AAAAJAQAADwAAAGRycy9kb3ducmV2LnhtbEyPQWvCQBCF74X+h2UKvdVNIhWJ2Uix9GQp qL30tu6OSTQ7G7Ibjf++Yy/18mB4vDfvK5aja8UZ+9B4UpBOEhBIxtuGKgXfu4+XOYgQNVndekIF VwywLB8fCp1bf6ENnrexElxCIdcK6hi7XMpganQ6THyHxN7B905HPvtK2l5fuNy1MkuSmXS6If5Q 6w5XNZrTdnAKXjfxc/ii3fRnzK7Hdbcy08PaKPX8NL4vWN4WICKO8T8BNwbeDyUP2/uBbBCtAqaJ f3rzZlkKYs/t8xRkWch7gvIXAAD//wMAUEsBAi0AFAAGAAgAAAAhALaDOJL+AAAA4QEAABMAAAAA AAAAAAAAAAAAAAAAAFtDb250ZW50X1R5cGVzXS54bWxQSwECLQAUAAYACAAAACEAOP0h/9YAAACU AQAACwAAAAAAAAAAAAAAAAAvAQAAX3JlbHMvLnJlbHNQSwECLQAUAAYACAAAACEAK65YqwwCAAAd BAAADgAAAAAAAAAAAAAAAAAuAgAAZHJzL2Uyb0RvYy54bWxQSwECLQAUAAYACAAAACEAyWuy+t0A AAAJAQAADwAAAAAAAAAAAAAAAABmBAAAZHJzL2Rvd25yZXYueG1sUEsFBgAAAAAEAAQA8wAAAHAF AAAAAA== " filled="f" stroked="f">
               <v:fill o:detectmouseclick="t"/>
               <v:textbox style="mso-fit-shape-to-text:t" inset="0,0,0,15pt">
                 <w:txbxContent>
@@ -5132,7 +5221,7 @@
               <v:stroke joinstyle="miter"/>
               <v:path gradientshapeok="t" o:connecttype="rect"/>
             </v:shapetype>
-            <v:shape id="Text Box 1" o:spid="_x0000_s1028" type="#_x0000_t202" alt="CONFIDENTIAL" style="position:absolute;margin-left:0;margin-top:0;width:81.05pt;height:29.05pt;z-index:251658240;visibility:visible;mso-wrap-style:none;mso-wrap-distance-left:0;mso-wrap-distance-top:0;mso-wrap-distance-right:0;mso-wrap-distance-bottom:0;mso-position-horizontal:center;mso-position-horizontal-relative:page;mso-position-vertical:bottom;mso-position-vertical-relative:page;v-text-anchor:bottom" o:gfxdata="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" filled="f" stroked="f">
+            <v:shape id="Text Box 1" o:spid="_x0000_s1028" type="#_x0000_t202" alt="CONFIDENTIAL" style="position:absolute;margin-left:0;margin-top:0;width:81.05pt;height:29.05pt;z-index:251658240;visibility:visible;mso-wrap-style:none;mso-wrap-distance-left:0;mso-wrap-distance-top:0;mso-wrap-distance-right:0;mso-wrap-distance-bottom:0;mso-position-horizontal:center;mso-position-horizontal-relative:page;mso-position-vertical:bottom;mso-position-vertical-relative:page;v-text-anchor:bottom" o:gfxdata="UEsDBBQABgAIAAAAIQC2gziS/gAAAOEBAAATAAAAW0NvbnRlbnRfVHlwZXNdLnhtbJSRQU7DMBBF 90jcwfIWJU67QAgl6YK0S0CoHGBkTxKLZGx5TGhvj5O2G0SRWNoz/78nu9wcxkFMGNg6quQqL6RA 0s5Y6ir5vt9lD1JwBDIwOMJKHpHlpr69KfdHjyxSmriSfYz+USnWPY7AufNIadK6MEJMx9ApD/oD OlTrorhX2lFEilmcO2RdNtjC5xDF9pCuTyYBB5bi6bQ4syoJ3g9WQ0ymaiLzg5KdCXlKLjvcW893 SUOqXwnz5DrgnHtJTxOsQfEKIT7DmDSUCaxw7Rqn8787ZsmRM9e2VmPeBN4uqYvTtW7jvijg9N/y JsXecLq0q+WD6m8AAAD//wMAUEsDBBQABgAIAAAAIQA4/SH/1gAAAJQBAAALAAAAX3JlbHMvLnJl bHOkkMFqwzAMhu+DvYPRfXGawxijTi+j0GvpHsDYimMaW0Yy2fr2M4PBMnrbUb/Q94l/f/hMi1qR JVI2sOt6UJgd+ZiDgffL8ekFlFSbvV0oo4EbChzGx4f9GRdb25HMsYhqlCwG5lrLq9biZkxWOiqY 22YiTra2kYMu1l1tQD30/bPm3wwYN0x18gb45AdQl1tp5j/sFB2T0FQ7R0nTNEV3j6o9feQzro1i OWA14Fm+Q8a1a8+Bvu/d/dMb2JY5uiPbhG/ktn4cqGU/er3pcvwCAAD//wMAUEsDBBQABgAIAAAA IQCcb4/tDgIAAB0EAAAOAAAAZHJzL2Uyb0RvYy54bWysU99r2zAQfh/sfxB6X+wktDQmTslaMgah LaSjz7IsxQZJJyQldvbX7yTHSdftaexF/nx3uh/ffVre91qRo3C+BVPS6SSnRBgOdWv2Jf3xuvly R4kPzNRMgRElPQlP71efPy07W4gZNKBq4QgmMb7obEmbEGyRZZ43QjM/ASsMOiU4zQL+un1WO9Zh dq2yWZ7fZh242jrgwnu0Pg5Oukr5pRQ8PEvpRSCqpNhbSKdLZxXPbLVkxd4x27T83Ab7hy40aw0W vaR6ZIGRg2v/SKVb7sCDDBMOOgMpWy7SDDjNNP8wza5hVqRZkBxvLzT5/5eWPx139sWR0H+FHhcY CemsLzwa4zy9dDp+sVOCfqTwdKFN9IHweCmfLebzG0o4+ua3dwvEmCa73rbOh28CNImgpA7Xkthi x60PQ+gYEosZ2LRKpdUo85sBc0ZLdm0xotBXPWnrks7G9iuoTziVg2Hh3vJNi6W3zIcX5nDDOAiq NjzjIRV0JYUzoqQB9/Nv9hiPxKOXkg4VU1KDkqZEfTe4kCiuEbgRVAlMF/lNjn5z0A+AOpzik7A8 QbS6oEYoHeg31PM6FkIXMxzLlbQa4UMYpIvvgYv1OgWhjiwLW7OzPKaOdEUuX/s35uyZ8ICreoJR Tqz4wPsQG296uz4EZD8tJVI7EHlmHDWY1np+L1Hk7/9T1PVVr34BAAD//wMAUEsDBBQABgAIAAAA IQDJa7L63QAAAAkBAAAPAAAAZHJzL2Rvd25yZXYueG1sTI9Ba8JAEIXvhf6HZQq91U0iFYnZSLH0 ZCmovfS27o5JNDsbshuN/75jL/XyYHi8N+8rlqNrxRn70HhSkE4SEEjG24YqBd+7j5c5iBA1Wd16 QgVXDLAsHx8KnVt/oQ2et7ESXEIh1wrqGLtcymBqdDpMfIfE3sH3Tkc++0raXl+43LUyS5KZdLoh /lDrDlc1mtN2cApeN/Fz+KLd9GfMrsd1tzLTw9oo9fw0vi9Y3hYgIo7xPwE3Bt4PJQ/b+4FsEK0C pol/evNmWQpiz+3zFGRZyHuC8hcAAP//AwBQSwECLQAUAAYACAAAACEAtoM4kv4AAADhAQAAEwAA AAAAAAAAAAAAAAAAAAAAW0NvbnRlbnRfVHlwZXNdLnhtbFBLAQItABQABgAIAAAAIQA4/SH/1gAA AJQBAAALAAAAAAAAAAAAAAAAAC8BAABfcmVscy8ucmVsc1BLAQItABQABgAIAAAAIQCcb4/tDgIA AB0EAAAOAAAAAAAAAAAAAAAAAC4CAABkcnMvZTJvRG9jLnhtbFBLAQItABQABgAIAAAAIQDJa7L6 3QAAAAkBAAAPAAAAAAAAAAAAAAAAAGgEAABkcnMvZG93bnJldi54bWxQSwUGAAAAAAQABADzAAAA cgUAAAAA " filled="f" stroked="f">
               <v:fill o:detectmouseclick="t"/>
               <v:textbox style="mso-fit-shape-to-text:t" inset="0,0,0,15pt">
                 <w:txbxContent>
